--- a/CÔNG TY TNHH THƯƠNG MẠI ĐỒNG LIÊN/Đồng Liên_Tăng vốn/DongLien_Mẫu số 10.docx
+++ b/CÔNG TY TNHH THƯƠNG MẠI ĐỒNG LIÊN/Đồng Liên_Tăng vốn/DongLien_Mẫu số 10.docx
@@ -1696,16 +1696,7 @@
               <w:jc w:val="center"/>
             </w:pPr>
             <w:r>
-              <w:t xml:space="preserve">CCCD: </w:t>
-            </w:r>
-            <w:r>
-              <w:t>060181000134</w:t>
-            </w:r>
-            <w:r>
-              <w:t xml:space="preserve">; </w:t>
-            </w:r>
-            <w:r>
-              <w:t>Ngày cấp: 10/07/2021       Nơi cấp: Cục cảnh sát quản lý hành chính về trật tự xã hội</w:t>
+              <w:t>CCCD: 060181000134; Ngày cấp: 10/07/2021       Nơi cấp: Cục cảnh sát quản lý hành chính về trật tự xã hội</w:t>
             </w:r>
           </w:p>
           <w:p>
@@ -1843,8 +1834,6 @@
               </w:rPr>
               <w:t>100%</w:t>
             </w:r>
-            <w:bookmarkStart w:id="0" w:name="_GoBack"/>
-            <w:bookmarkEnd w:id="0"/>
           </w:p>
         </w:tc>
         <w:tc>
@@ -2031,7 +2020,7 @@
                 <w:sz w:val="22"/>
                 <w:szCs w:val="22"/>
               </w:rPr>
-              <w:t xml:space="preserve"> 16 </w:t>
+              <w:t xml:space="preserve"> </w:t>
             </w:r>
             <w:r>
               <w:rPr>
@@ -2039,6 +2028,22 @@
                 <w:sz w:val="22"/>
                 <w:szCs w:val="22"/>
               </w:rPr>
+              <w:t>2</w:t>
+            </w:r>
+            <w:r>
+              <w:rPr>
+                <w:i/>
+                <w:sz w:val="22"/>
+                <w:szCs w:val="22"/>
+              </w:rPr>
+              <w:t xml:space="preserve"> </w:t>
+            </w:r>
+            <w:r>
+              <w:rPr>
+                <w:i/>
+                <w:sz w:val="22"/>
+                <w:szCs w:val="22"/>
+              </w:rPr>
               <w:t>tháng</w:t>
             </w:r>
             <w:r>
@@ -2047,7 +2052,25 @@
                 <w:sz w:val="22"/>
                 <w:szCs w:val="22"/>
               </w:rPr>
-              <w:t xml:space="preserve"> 9 </w:t>
+              <w:t xml:space="preserve"> </w:t>
+            </w:r>
+            <w:r>
+              <w:rPr>
+                <w:i/>
+                <w:sz w:val="22"/>
+                <w:szCs w:val="22"/>
+              </w:rPr>
+              <w:t>10</w:t>
+            </w:r>
+            <w:bookmarkStart w:id="0" w:name="_GoBack"/>
+            <w:bookmarkEnd w:id="0"/>
+            <w:r>
+              <w:rPr>
+                <w:i/>
+                <w:sz w:val="22"/>
+                <w:szCs w:val="22"/>
+              </w:rPr>
+              <w:t xml:space="preserve"> </w:t>
             </w:r>
             <w:r>
               <w:rPr>
